--- a/docs/burza mozgow v3 fabula.docx
+++ b/docs/burza mozgow v3 fabula.docx
@@ -1524,15 +1524,22 @@
           <w:ilvl w:val="0"/>
           <w:numId w:val="1"/>
         </w:numPr>
-      </w:pPr>
-      <w:r>
-        <w:rPr>
-          <w:b/>
-          <w:bCs/>
+        <w:rPr>
+          <w:highlight w:val="red"/>
+        </w:rPr>
+      </w:pPr>
+      <w:r>
+        <w:rPr>
+          <w:b/>
+          <w:bCs/>
+          <w:highlight w:val="red"/>
         </w:rPr>
         <w:t>Wędrowny dom</w:t>
       </w:r>
       <w:r>
+        <w:rPr>
+          <w:highlight w:val="red"/>
+        </w:rPr>
         <w:t xml:space="preserve"> – chatka na drewnianych nogach przechodzi przez las. </w:t>
       </w:r>
     </w:p>
@@ -1632,15 +1639,22 @@
           <w:ilvl w:val="0"/>
           <w:numId w:val="1"/>
         </w:numPr>
-      </w:pPr>
-      <w:r>
-        <w:rPr>
-          <w:b/>
-          <w:bCs/>
+        <w:rPr>
+          <w:highlight w:val="red"/>
+        </w:rPr>
+      </w:pPr>
+      <w:r>
+        <w:rPr>
+          <w:b/>
+          <w:bCs/>
+          <w:highlight w:val="red"/>
         </w:rPr>
         <w:t>Fałszywy bohater</w:t>
       </w:r>
       <w:r>
+        <w:rPr>
+          <w:highlight w:val="red"/>
+        </w:rPr>
         <w:t xml:space="preserve"> – wojownik przechwala się zabiciem bestii, która nadal terroryzuje okolicę. </w:t>
       </w:r>
     </w:p>
@@ -1704,15 +1718,22 @@
           <w:ilvl w:val="0"/>
           <w:numId w:val="1"/>
         </w:numPr>
-      </w:pPr>
-      <w:r>
-        <w:rPr>
-          <w:b/>
-          <w:bCs/>
+        <w:rPr>
+          <w:highlight w:val="red"/>
+        </w:rPr>
+      </w:pPr>
+      <w:r>
+        <w:rPr>
+          <w:b/>
+          <w:bCs/>
+          <w:highlight w:val="red"/>
         </w:rPr>
         <w:t>Pogrzeb przy drodze</w:t>
       </w:r>
       <w:r>
+        <w:rPr>
+          <w:highlight w:val="red"/>
+        </w:rPr>
         <w:t xml:space="preserve"> – podróżnik trafia na małą ceremonię pogrzebową obcych ludzi. </w:t>
       </w:r>
     </w:p>
@@ -1803,15 +1824,22 @@
           <w:ilvl w:val="0"/>
           <w:numId w:val="1"/>
         </w:numPr>
-      </w:pPr>
-      <w:r>
-        <w:rPr>
-          <w:b/>
-          <w:bCs/>
+        <w:rPr>
+          <w:highlight w:val="red"/>
+        </w:rPr>
+      </w:pPr>
+      <w:r>
+        <w:rPr>
+          <w:b/>
+          <w:bCs/>
+          <w:highlight w:val="red"/>
         </w:rPr>
         <w:t>Świeca, która nie gaśnie</w:t>
       </w:r>
       <w:r>
+        <w:rPr>
+          <w:highlight w:val="red"/>
+        </w:rPr>
         <w:t xml:space="preserve"> – nawet pod wodą i na wietrze płomień nadal się pali. </w:t>
       </w:r>
     </w:p>
@@ -1821,16 +1849,23 @@
           <w:ilvl w:val="0"/>
           <w:numId w:val="1"/>
         </w:numPr>
-      </w:pPr>
-      <w:r>
-        <w:rPr>
-          <w:b/>
-          <w:bCs/>
+        <w:rPr>
+          <w:highlight w:val="red"/>
+        </w:rPr>
+      </w:pPr>
+      <w:r>
+        <w:rPr>
+          <w:b/>
+          <w:bCs/>
+          <w:highlight w:val="red"/>
         </w:rPr>
         <w:lastRenderedPageBreak/>
         <w:t>Kamień szczęścia</w:t>
       </w:r>
       <w:r>
+        <w:rPr>
+          <w:highlight w:val="red"/>
+        </w:rPr>
         <w:t xml:space="preserve"> – wędrowiec twierdzi, że sprzedaje kamień przynoszący szczęście. </w:t>
       </w:r>
     </w:p>
@@ -1840,15 +1875,22 @@
           <w:ilvl w:val="0"/>
           <w:numId w:val="1"/>
         </w:numPr>
-      </w:pPr>
-      <w:r>
-        <w:rPr>
-          <w:b/>
-          <w:bCs/>
+        <w:rPr>
+          <w:highlight w:val="red"/>
+        </w:rPr>
+      </w:pPr>
+      <w:r>
+        <w:rPr>
+          <w:b/>
+          <w:bCs/>
+          <w:highlight w:val="red"/>
         </w:rPr>
         <w:t>Kruk z pierścieniem</w:t>
       </w:r>
       <w:r>
+        <w:rPr>
+          <w:highlight w:val="red"/>
+        </w:rPr>
         <w:t xml:space="preserve"> – ptak niesie w dziobie wartościową biżuterię i próbuje zwabić gracza dalej. </w:t>
       </w:r>
     </w:p>
@@ -1858,15 +1900,22 @@
           <w:ilvl w:val="0"/>
           <w:numId w:val="1"/>
         </w:numPr>
-      </w:pPr>
-      <w:r>
-        <w:rPr>
-          <w:b/>
-          <w:bCs/>
+        <w:rPr>
+          <w:highlight w:val="red"/>
+        </w:rPr>
+      </w:pPr>
+      <w:r>
+        <w:rPr>
+          <w:b/>
+          <w:bCs/>
+          <w:highlight w:val="red"/>
         </w:rPr>
         <w:t>Porzucony namiot</w:t>
       </w:r>
       <w:r>
+        <w:rPr>
+          <w:highlight w:val="red"/>
+        </w:rPr>
         <w:t xml:space="preserve"> – jedzenie nadal jest ciepłe, ale mieszkańcy obozu zniknęli. </w:t>
       </w:r>
     </w:p>
@@ -1894,15 +1943,22 @@
           <w:ilvl w:val="0"/>
           <w:numId w:val="1"/>
         </w:numPr>
-      </w:pPr>
-      <w:r>
-        <w:rPr>
-          <w:b/>
-          <w:bCs/>
+        <w:rPr>
+          <w:highlight w:val="red"/>
+        </w:rPr>
+      </w:pPr>
+      <w:r>
+        <w:rPr>
+          <w:b/>
+          <w:bCs/>
+          <w:highlight w:val="red"/>
         </w:rPr>
         <w:t>Samotny grób</w:t>
       </w:r>
       <w:r>
+        <w:rPr>
+          <w:highlight w:val="red"/>
+        </w:rPr>
         <w:t xml:space="preserve"> – na nagrobku widnieje imię gracza albo jednego z jego towarzyszy. </w:t>
       </w:r>
     </w:p>
@@ -1966,15 +2022,22 @@
           <w:ilvl w:val="0"/>
           <w:numId w:val="1"/>
         </w:numPr>
-      </w:pPr>
-      <w:r>
-        <w:rPr>
-          <w:b/>
-          <w:bCs/>
+        <w:rPr>
+          <w:highlight w:val="red"/>
+        </w:rPr>
+      </w:pPr>
+      <w:r>
+        <w:rPr>
+          <w:b/>
+          <w:bCs/>
+          <w:highlight w:val="red"/>
         </w:rPr>
         <w:t>Trzy filiżanki</w:t>
       </w:r>
       <w:r>
+        <w:rPr>
+          <w:highlight w:val="red"/>
+        </w:rPr>
         <w:t xml:space="preserve"> – przy ognisku siedzi samotny człowiek, ale przygotował napój dla trzech osób. </w:t>
       </w:r>
     </w:p>
@@ -2020,15 +2083,22 @@
           <w:ilvl w:val="0"/>
           <w:numId w:val="1"/>
         </w:numPr>
-      </w:pPr>
-      <w:r>
-        <w:rPr>
-          <w:b/>
-          <w:bCs/>
+        <w:rPr>
+          <w:highlight w:val="red"/>
+        </w:rPr>
+      </w:pPr>
+      <w:r>
+        <w:rPr>
+          <w:b/>
+          <w:bCs/>
+          <w:highlight w:val="red"/>
         </w:rPr>
         <w:t>Miód wiedźmy</w:t>
       </w:r>
       <w:r>
+        <w:rPr>
+          <w:highlight w:val="red"/>
+        </w:rPr>
         <w:t xml:space="preserve"> – pszczelarz twierdzi, że jego ule zostały zaczarowane przez kobietę mieszkającą w lesie. </w:t>
       </w:r>
     </w:p>
@@ -2926,15 +2996,22 @@
           <w:ilvl w:val="0"/>
           <w:numId w:val="2"/>
         </w:numPr>
-      </w:pPr>
-      <w:r>
-        <w:rPr>
-          <w:b/>
-          <w:bCs/>
+        <w:rPr>
+          <w:highlight w:val="red"/>
+        </w:rPr>
+      </w:pPr>
+      <w:r>
+        <w:rPr>
+          <w:b/>
+          <w:bCs/>
+          <w:highlight w:val="red"/>
         </w:rPr>
         <w:t>Kupiec szczęścia</w:t>
       </w:r>
       <w:r>
+        <w:rPr>
+          <w:highlight w:val="red"/>
+        </w:rPr>
         <w:t xml:space="preserve"> – handlarz sprzedaje talizmany, które podobno przejmują cudze nieszczęście. </w:t>
       </w:r>
     </w:p>
@@ -3629,15 +3706,22 @@
           <w:ilvl w:val="0"/>
           <w:numId w:val="2"/>
         </w:numPr>
-      </w:pPr>
-      <w:r>
-        <w:rPr>
-          <w:b/>
-          <w:bCs/>
+        <w:rPr>
+          <w:highlight w:val="red"/>
+        </w:rPr>
+      </w:pPr>
+      <w:r>
+        <w:rPr>
+          <w:b/>
+          <w:bCs/>
+          <w:highlight w:val="red"/>
         </w:rPr>
         <w:t>Złodziej złodzieja</w:t>
       </w:r>
       <w:r>
+        <w:rPr>
+          <w:highlight w:val="red"/>
+        </w:rPr>
         <w:t xml:space="preserve"> – bandyta prosi o odzyskanie łupu, który ukradła mu inna banda. </w:t>
       </w:r>
     </w:p>
@@ -3709,15 +3793,22 @@
           <w:ilvl w:val="0"/>
           <w:numId w:val="2"/>
         </w:numPr>
-      </w:pPr>
-      <w:r>
-        <w:rPr>
-          <w:b/>
-          <w:bCs/>
+        <w:rPr>
+          <w:highlight w:val="red"/>
+        </w:rPr>
+      </w:pPr>
+      <w:r>
+        <w:rPr>
+          <w:b/>
+          <w:bCs/>
+          <w:highlight w:val="red"/>
         </w:rPr>
         <w:t>Kwiaty wokół trupa</w:t>
       </w:r>
       <w:r>
+        <w:rPr>
+          <w:highlight w:val="red"/>
+        </w:rPr>
         <w:t xml:space="preserve"> – wokół świeżych zwłok w ciągu kilku minut wyrastają setki kwiatów. </w:t>
       </w:r>
     </w:p>
@@ -4219,6 +4310,9 @@
     </w:p>
     <w:p>
       <w:r>
+        <w:rPr>
+          <w:highlight w:val="red"/>
+        </w:rPr>
         <w:t>Gospoda została zamknięta po znalezieniu w niej kilku martwych podróżnych.</w:t>
       </w:r>
     </w:p>
@@ -4234,6 +4328,9 @@
     </w:p>
     <w:p>
       <w:r>
+        <w:rPr>
+          <w:highlight w:val="red"/>
+        </w:rPr>
         <w:t>W nocy dzwony kościelne biją bez przerwy. To sygnał nadciągającego najazdu.</w:t>
       </w:r>
     </w:p>
@@ -4395,6 +4492,9 @@
     </w:p>
     <w:p>
       <w:r>
+        <w:rPr>
+          <w:highlight w:val="red"/>
+        </w:rPr>
         <w:t>W porcie znaleziono statek bez załogi. Ludzie prawdopodobnie uciekli z powodu choroby.</w:t>
       </w:r>
     </w:p>
@@ -4486,6 +4586,9 @@
     </w:p>
     <w:p>
       <w:r>
+        <w:rPr>
+          <w:highlight w:val="red"/>
+        </w:rPr>
         <w:t>Rolnicy walczą między sobą o dostęp do wysychającego strumienia.</w:t>
       </w:r>
     </w:p>
@@ -4496,6 +4599,9 @@
     </w:p>
     <w:p>
       <w:r>
+        <w:rPr>
+          <w:highlight w:val="red"/>
+        </w:rPr>
         <w:t>Z miasta uciekł skazany fałszerz monet.</w:t>
       </w:r>
     </w:p>
@@ -4662,6 +4768,9 @@
     </w:p>
     <w:p>
       <w:r>
+        <w:rPr>
+          <w:highlight w:val="red"/>
+        </w:rPr>
         <w:t>Kupcy próbują przemycić zboże poza miasto objęte zakazem eksportu żywności.</w:t>
       </w:r>
     </w:p>
@@ -4758,6 +4867,9 @@
     </w:p>
     <w:p>
       <w:r>
+        <w:rPr>
+          <w:highlight w:val="red"/>
+        </w:rPr>
         <w:t>Straż miejska zamyka dzielnicę, w której pojawiły się pierwsze przypadki zarazy.</w:t>
       </w:r>
     </w:p>
@@ -4869,6 +4981,9 @@
     </w:p>
     <w:p>
       <w:r>
+        <w:rPr>
+          <w:highlight w:val="red"/>
+        </w:rPr>
         <w:t>Jeden z chłopów znajduje stary dokument mogący dowodzić, że jego wieś nie powinna płacić części podatków.</w:t>
       </w:r>
     </w:p>
@@ -4899,11 +5014,17 @@
     </w:p>
     <w:p>
       <w:r>
+        <w:rPr>
+          <w:highlight w:val="red"/>
+        </w:rPr>
         <w:t>Wędrowny kat poszukuje pomocnika przed planowaną masową egzekucją.</w:t>
       </w:r>
     </w:p>
     <w:p>
       <w:r>
+        <w:rPr>
+          <w:highlight w:val="red"/>
+        </w:rPr>
         <w:t>Żołnierze znaleźli w stodole tajny skład kusz i włóczni.</w:t>
       </w:r>
     </w:p>
@@ -4914,6 +5035,9 @@
     </w:p>
     <w:p>
       <w:r>
+        <w:rPr>
+          <w:highlight w:val="red"/>
+        </w:rPr>
         <w:t>Głodujący ludzie napadają nocą na klasztorny spichlerz.</w:t>
       </w:r>
     </w:p>
@@ -10441,6 +10565,7 @@
   <w:style w:type="character" w:default="1" w:styleId="Domylnaczcionkaakapitu">
     <w:name w:val="Default Paragraph Font"/>
     <w:uiPriority w:val="1"/>
+    <w:semiHidden/>
     <w:unhideWhenUsed/>
   </w:style>
   <w:style w:type="table" w:default="1" w:styleId="Standardowy">
